--- a/10/tendencii-razvitiya/Вариант 03.docx
+++ b/10/tendencii-razvitiya/Вариант 03.docx
@@ -85,7 +85,27 @@
     </w:p>
     <w:p>
       <w:r>
+        <w:t>1.1. Транслятор и редактор кода..............................3</w:t>
+      </w:r>
+    </w:p>
+    <w:p>
+      <w:r>
+        <w:t>1.2. Отладчик и библиотеки...................................3</w:t>
+      </w:r>
+    </w:p>
+    <w:p>
+      <w:r>
         <w:t>2. Компиляция и интерпретация................................4</w:t>
+      </w:r>
+    </w:p>
+    <w:p>
+      <w:r>
+        <w:t>2.1. Компилятор и интерпретатор..............................4</w:t>
+      </w:r>
+    </w:p>
+    <w:p>
+      <w:r>
+        <w:t>2.2. Промежуточный код.......................................4</w:t>
       </w:r>
     </w:p>
     <w:p>
@@ -132,7 +152,17 @@
     <w:p/>
     <w:p>
       <w:r>
+        <w:t>1.1. Транслятор и редактор кода</w:t>
+      </w:r>
+    </w:p>
+    <w:p>
+      <w:r>
         <w:t>Система программирования  — набор средств для  создания программ. Главная её часть —  транслятор, переводящий текст на языке программирования  в команды, понятные процессору. Рядом обязательно есть редактор кода, который подсвечивает конструкции языка и подсказывает ошибки ещё при наборе.</w:t>
+      </w:r>
+    </w:p>
+    <w:p>
+      <w:r>
+        <w:t>1.2. Отладчик и библиотеки</w:t>
       </w:r>
     </w:p>
     <w:p>
@@ -156,6 +186,11 @@
     <w:p/>
     <w:p>
       <w:r>
+        <w:t>2.1. Компилятор и интерпретатор</w:t>
+      </w:r>
+    </w:p>
+    <w:p>
+      <w:r>
         <w:tab/>
         <w:t>Компилятор переводит весь текст программы заранее и создаёт отдельный исполняемый файл. Такой файл запускается быстро и не требует ничего, кроме подходящей операционной системы. Расплата — перевод нужно повторять после каждой правки, а готовый файл работает только на той системе, для которой собран.</w:t>
       </w:r>
@@ -164,6 +199,11 @@
       <w:r>
         <w:tab/>
         <w:t>Интерпретатор поступает иначе: он читает программу построчно и сразу выполняет. Правку видно немедленно, одну и ту же программу можно запустить везде, где установлен интерпретатор, — но каждая строка переводится заново, и работает такая программа медленнее.</w:t>
+      </w:r>
+    </w:p>
+    <w:p>
+      <w:r>
+        <w:t>2.2. Промежуточный код</w:t>
       </w:r>
     </w:p>
     <w:p>
